--- a/CHECKLISTS/SEEMP II/CHECKLIST/VR-SEEMP II 12-22.docx
+++ b/CHECKLISTS/SEEMP II/CHECKLIST/VR-SEEMP II 12-22.docx
@@ -760,8 +760,22 @@
           <w:jc w:val="center"/>
         </w:trPr>
         <w:tc>
-          <w:tcPr>
-            <w:tcW w:w="3390" w:type="dxa"/>
+          <w:sdt>
+            <w:sdtPr>
+              <w:tag w:val="vessel_name"/>
+            </w:sdtPr>
+            <w:sdtContent>
+              <w:p>
+                <w:r>
+                  <w:t>{vessel_name}</w:t>
+                </w:r>
+              </w:p>
+            </w:sdtContent>
+          </w:sdt>
+        </w:tc>
+        <w:tc>
+          <w:tcPr>
+            <w:tcW w:w="3532" w:type="dxa"/>
             <w:tcBorders>
               <w:left w:val="single" w:sz="6" w:space="0" w:color="auto"/>
               <w:bottom w:val="single" w:sz="4" w:space="0" w:color="auto"/>
@@ -792,7 +806,6 @@
                 </w:ffData>
               </w:fldChar>
             </w:r>
-            <w:bookmarkStart w:id="2" w:name="Texto2"/>
             <w:r>
               <w:rPr>
                 <w:sz w:val="22"/>
@@ -869,12 +882,11 @@
               </w:rPr>
               <w:fldChar w:fldCharType="end"/>
             </w:r>
-            <w:bookmarkEnd w:id="2"/>
-          </w:p>
-        </w:tc>
-        <w:tc>
-          <w:tcPr>
-            <w:tcW w:w="3532" w:type="dxa"/>
+          </w:p>
+        </w:tc>
+        <w:tc>
+          <w:tcPr>
+            <w:tcW w:w="3055" w:type="dxa"/>
             <w:tcBorders>
               <w:left w:val="single" w:sz="6" w:space="0" w:color="auto"/>
               <w:bottom w:val="single" w:sz="4" w:space="0" w:color="auto"/>
@@ -983,117 +995,6 @@
             </w:r>
           </w:p>
         </w:tc>
-        <w:tc>
-          <w:tcPr>
-            <w:tcW w:w="3055" w:type="dxa"/>
-            <w:tcBorders>
-              <w:left w:val="single" w:sz="6" w:space="0" w:color="auto"/>
-              <w:bottom w:val="single" w:sz="4" w:space="0" w:color="auto"/>
-              <w:right w:val="single" w:sz="6" w:space="0" w:color="auto"/>
-            </w:tcBorders>
-          </w:tcPr>
-          <w:p>
-            <w:pPr>
-              <w:jc w:val="both"/>
-              <w:rPr>
-                <w:sz w:val="22"/>
-                <w:szCs w:val="22"/>
-                <w:lang w:val="en-US"/>
-              </w:rPr>
-            </w:pPr>
-            <w:r>
-              <w:rPr>
-                <w:sz w:val="22"/>
-                <w:szCs w:val="22"/>
-                <w:lang w:val="en-US"/>
-              </w:rPr>
-              <w:fldChar w:fldCharType="begin">
-                <w:ffData>
-                  <w:name w:val="Texto2"/>
-                  <w:enabled/>
-                  <w:calcOnExit w:val="0"/>
-                  <w:textInput/>
-                </w:ffData>
-              </w:fldChar>
-            </w:r>
-            <w:r>
-              <w:rPr>
-                <w:sz w:val="22"/>
-                <w:szCs w:val="22"/>
-                <w:lang w:val="en-US"/>
-              </w:rPr>
-              <w:instrText xml:space="preserve"> FORMTEXT </w:instrText>
-            </w:r>
-            <w:r>
-              <w:rPr>
-                <w:sz w:val="22"/>
-                <w:szCs w:val="22"/>
-                <w:lang w:val="en-US"/>
-              </w:rPr>
-            </w:r>
-            <w:r>
-              <w:rPr>
-                <w:sz w:val="22"/>
-                <w:szCs w:val="22"/>
-                <w:lang w:val="en-US"/>
-              </w:rPr>
-              <w:fldChar w:fldCharType="separate"/>
-            </w:r>
-            <w:r>
-              <w:rPr>
-                <w:noProof/>
-                <w:sz w:val="22"/>
-                <w:szCs w:val="22"/>
-                <w:lang w:val="en-US"/>
-              </w:rPr>
-              <w:t> </w:t>
-            </w:r>
-            <w:r>
-              <w:rPr>
-                <w:noProof/>
-                <w:sz w:val="22"/>
-                <w:szCs w:val="22"/>
-                <w:lang w:val="en-US"/>
-              </w:rPr>
-              <w:t> </w:t>
-            </w:r>
-            <w:r>
-              <w:rPr>
-                <w:noProof/>
-                <w:sz w:val="22"/>
-                <w:szCs w:val="22"/>
-                <w:lang w:val="en-US"/>
-              </w:rPr>
-              <w:t> </w:t>
-            </w:r>
-            <w:r>
-              <w:rPr>
-                <w:noProof/>
-                <w:sz w:val="22"/>
-                <w:szCs w:val="22"/>
-                <w:lang w:val="en-US"/>
-              </w:rPr>
-              <w:t> </w:t>
-            </w:r>
-            <w:r>
-              <w:rPr>
-                <w:noProof/>
-                <w:sz w:val="22"/>
-                <w:szCs w:val="22"/>
-                <w:lang w:val="en-US"/>
-              </w:rPr>
-              <w:t> </w:t>
-            </w:r>
-            <w:r>
-              <w:rPr>
-                <w:sz w:val="22"/>
-                <w:szCs w:val="22"/>
-                <w:lang w:val="en-US"/>
-              </w:rPr>
-              <w:fldChar w:fldCharType="end"/>
-            </w:r>
-          </w:p>
-        </w:tc>
       </w:tr>
       <w:tr>
         <w:trPr>
@@ -1199,336 +1100,46 @@
           <w:jc w:val="center"/>
         </w:trPr>
         <w:tc>
-          <w:tcPr>
-            <w:tcW w:w="3390" w:type="dxa"/>
-            <w:tcBorders>
-              <w:left w:val="single" w:sz="6" w:space="0" w:color="auto"/>
-              <w:bottom w:val="single" w:sz="6" w:space="0" w:color="auto"/>
-              <w:right w:val="single" w:sz="6" w:space="0" w:color="auto"/>
-            </w:tcBorders>
-          </w:tcPr>
-          <w:p>
-            <w:pPr>
-              <w:jc w:val="both"/>
-              <w:rPr>
-                <w:sz w:val="22"/>
-                <w:szCs w:val="22"/>
-                <w:lang w:val="en-US"/>
-              </w:rPr>
-            </w:pPr>
-            <w:r>
-              <w:rPr>
-                <w:sz w:val="22"/>
-                <w:szCs w:val="22"/>
-                <w:lang w:val="en-US"/>
-              </w:rPr>
-              <w:fldChar w:fldCharType="begin">
-                <w:ffData>
-                  <w:name w:val="Texto2"/>
-                  <w:enabled/>
-                  <w:calcOnExit w:val="0"/>
-                  <w:textInput/>
-                </w:ffData>
-              </w:fldChar>
-            </w:r>
-            <w:r>
-              <w:rPr>
-                <w:sz w:val="22"/>
-                <w:szCs w:val="22"/>
-                <w:lang w:val="en-US"/>
-              </w:rPr>
-              <w:instrText xml:space="preserve"> FORMTEXT </w:instrText>
-            </w:r>
-            <w:r>
-              <w:rPr>
-                <w:sz w:val="22"/>
-                <w:szCs w:val="22"/>
-                <w:lang w:val="en-US"/>
-              </w:rPr>
-            </w:r>
-            <w:r>
-              <w:rPr>
-                <w:sz w:val="22"/>
-                <w:szCs w:val="22"/>
-                <w:lang w:val="en-US"/>
-              </w:rPr>
-              <w:fldChar w:fldCharType="separate"/>
-            </w:r>
-            <w:r>
-              <w:rPr>
-                <w:noProof/>
-                <w:sz w:val="22"/>
-                <w:szCs w:val="22"/>
-                <w:lang w:val="en-US"/>
-              </w:rPr>
-              <w:t> </w:t>
-            </w:r>
-            <w:r>
-              <w:rPr>
-                <w:noProof/>
-                <w:sz w:val="22"/>
-                <w:szCs w:val="22"/>
-                <w:lang w:val="en-US"/>
-              </w:rPr>
-              <w:t> </w:t>
-            </w:r>
-            <w:r>
-              <w:rPr>
-                <w:noProof/>
-                <w:sz w:val="22"/>
-                <w:szCs w:val="22"/>
-                <w:lang w:val="en-US"/>
-              </w:rPr>
-              <w:t> </w:t>
-            </w:r>
-            <w:r>
-              <w:rPr>
-                <w:noProof/>
-                <w:sz w:val="22"/>
-                <w:szCs w:val="22"/>
-                <w:lang w:val="en-US"/>
-              </w:rPr>
-              <w:t> </w:t>
-            </w:r>
-            <w:r>
-              <w:rPr>
-                <w:noProof/>
-                <w:sz w:val="22"/>
-                <w:szCs w:val="22"/>
-                <w:lang w:val="en-US"/>
-              </w:rPr>
-              <w:t> </w:t>
-            </w:r>
-            <w:r>
-              <w:rPr>
-                <w:sz w:val="22"/>
-                <w:szCs w:val="22"/>
-                <w:lang w:val="en-US"/>
-              </w:rPr>
-              <w:fldChar w:fldCharType="end"/>
-            </w:r>
-          </w:p>
-        </w:tc>
-        <w:tc>
-          <w:tcPr>
-            <w:tcW w:w="3532" w:type="dxa"/>
-            <w:tcBorders>
-              <w:left w:val="single" w:sz="6" w:space="0" w:color="auto"/>
-              <w:bottom w:val="single" w:sz="6" w:space="0" w:color="auto"/>
-              <w:right w:val="single" w:sz="6" w:space="0" w:color="auto"/>
-            </w:tcBorders>
-          </w:tcPr>
-          <w:p>
-            <w:pPr>
-              <w:rPr>
-                <w:sz w:val="22"/>
-                <w:szCs w:val="22"/>
-                <w:lang w:val="en-US"/>
-              </w:rPr>
-            </w:pPr>
-            <w:r>
-              <w:rPr>
-                <w:sz w:val="22"/>
-                <w:szCs w:val="22"/>
-                <w:lang w:val="en-US"/>
-              </w:rPr>
-              <w:fldChar w:fldCharType="begin">
-                <w:ffData>
-                  <w:name w:val="Texto2"/>
-                  <w:enabled/>
-                  <w:calcOnExit w:val="0"/>
-                  <w:textInput/>
-                </w:ffData>
-              </w:fldChar>
-            </w:r>
-            <w:r>
-              <w:rPr>
-                <w:sz w:val="22"/>
-                <w:szCs w:val="22"/>
-                <w:lang w:val="en-US"/>
-              </w:rPr>
-              <w:instrText xml:space="preserve"> FORMTEXT </w:instrText>
-            </w:r>
-            <w:r>
-              <w:rPr>
-                <w:sz w:val="22"/>
-                <w:szCs w:val="22"/>
-                <w:lang w:val="en-US"/>
-              </w:rPr>
-            </w:r>
-            <w:r>
-              <w:rPr>
-                <w:sz w:val="22"/>
-                <w:szCs w:val="22"/>
-                <w:lang w:val="en-US"/>
-              </w:rPr>
-              <w:fldChar w:fldCharType="separate"/>
-            </w:r>
-            <w:r>
-              <w:rPr>
-                <w:noProof/>
-                <w:sz w:val="22"/>
-                <w:szCs w:val="22"/>
-                <w:lang w:val="en-US"/>
-              </w:rPr>
-              <w:t> </w:t>
-            </w:r>
-            <w:r>
-              <w:rPr>
-                <w:noProof/>
-                <w:sz w:val="22"/>
-                <w:szCs w:val="22"/>
-                <w:lang w:val="en-US"/>
-              </w:rPr>
-              <w:t> </w:t>
-            </w:r>
-            <w:r>
-              <w:rPr>
-                <w:noProof/>
-                <w:sz w:val="22"/>
-                <w:szCs w:val="22"/>
-                <w:lang w:val="en-US"/>
-              </w:rPr>
-              <w:t> </w:t>
-            </w:r>
-            <w:r>
-              <w:rPr>
-                <w:noProof/>
-                <w:sz w:val="22"/>
-                <w:szCs w:val="22"/>
-                <w:lang w:val="en-US"/>
-              </w:rPr>
-              <w:t> </w:t>
-            </w:r>
-            <w:r>
-              <w:rPr>
-                <w:noProof/>
-                <w:sz w:val="22"/>
-                <w:szCs w:val="22"/>
-                <w:lang w:val="en-US"/>
-              </w:rPr>
-              <w:t> </w:t>
-            </w:r>
-            <w:r>
-              <w:rPr>
-                <w:sz w:val="22"/>
-                <w:szCs w:val="22"/>
-                <w:lang w:val="en-US"/>
-              </w:rPr>
-              <w:fldChar w:fldCharType="end"/>
-            </w:r>
-          </w:p>
-        </w:tc>
-        <w:tc>
-          <w:tcPr>
-            <w:tcW w:w="3055" w:type="dxa"/>
-            <w:tcBorders>
-              <w:left w:val="single" w:sz="6" w:space="0" w:color="auto"/>
-              <w:bottom w:val="single" w:sz="6" w:space="0" w:color="auto"/>
-              <w:right w:val="single" w:sz="6" w:space="0" w:color="auto"/>
-            </w:tcBorders>
-          </w:tcPr>
-          <w:p>
-            <w:pPr>
-              <w:jc w:val="both"/>
-              <w:rPr>
-                <w:sz w:val="22"/>
-                <w:szCs w:val="22"/>
-                <w:lang w:val="en-US"/>
-              </w:rPr>
-            </w:pPr>
-            <w:r>
-              <w:rPr>
-                <w:sz w:val="22"/>
-                <w:szCs w:val="22"/>
-                <w:lang w:val="en-US"/>
-              </w:rPr>
-              <w:fldChar w:fldCharType="begin">
-                <w:ffData>
-                  <w:name w:val="Texto2"/>
-                  <w:enabled/>
-                  <w:calcOnExit w:val="0"/>
-                  <w:textInput/>
-                </w:ffData>
-              </w:fldChar>
-            </w:r>
-            <w:r>
-              <w:rPr>
-                <w:sz w:val="22"/>
-                <w:szCs w:val="22"/>
-                <w:lang w:val="en-US"/>
-              </w:rPr>
-              <w:instrText xml:space="preserve"> FORMTEXT </w:instrText>
-            </w:r>
-            <w:r>
-              <w:rPr>
-                <w:sz w:val="22"/>
-                <w:szCs w:val="22"/>
-                <w:lang w:val="en-US"/>
-              </w:rPr>
-            </w:r>
-            <w:r>
-              <w:rPr>
-                <w:sz w:val="22"/>
-                <w:szCs w:val="22"/>
-                <w:lang w:val="en-US"/>
-              </w:rPr>
-              <w:fldChar w:fldCharType="separate"/>
-            </w:r>
-            <w:r>
-              <w:rPr>
-                <w:noProof/>
-                <w:sz w:val="22"/>
-                <w:szCs w:val="22"/>
-                <w:lang w:val="en-US"/>
-              </w:rPr>
-              <w:t> </w:t>
-            </w:r>
-            <w:r>
-              <w:rPr>
-                <w:noProof/>
-                <w:sz w:val="22"/>
-                <w:szCs w:val="22"/>
-                <w:lang w:val="en-US"/>
-              </w:rPr>
-              <w:t> </w:t>
-            </w:r>
-            <w:r>
-              <w:rPr>
-                <w:noProof/>
-                <w:sz w:val="22"/>
-                <w:szCs w:val="22"/>
-                <w:lang w:val="en-US"/>
-              </w:rPr>
-              <w:t> </w:t>
-            </w:r>
-            <w:r>
-              <w:rPr>
-                <w:noProof/>
-                <w:sz w:val="22"/>
-                <w:szCs w:val="22"/>
-                <w:lang w:val="en-US"/>
-              </w:rPr>
-              <w:t> </w:t>
-            </w:r>
-            <w:r>
-              <w:rPr>
-                <w:noProof/>
-                <w:sz w:val="22"/>
-                <w:szCs w:val="22"/>
-                <w:lang w:val="en-US"/>
-              </w:rPr>
-              <w:t> </w:t>
-            </w:r>
-            <w:r>
-              <w:rPr>
-                <w:sz w:val="22"/>
-                <w:szCs w:val="22"/>
-                <w:lang w:val="en-US"/>
-              </w:rPr>
-              <w:fldChar w:fldCharType="end"/>
-            </w:r>
-          </w:p>
+          <w:sdt>
+            <w:sdtPr>
+              <w:tag w:val="gross_tonnage"/>
+            </w:sdtPr>
+            <w:sdtContent>
+              <w:p>
+                <w:r>
+                  <w:t>{gross_tonnage}</w:t>
+                </w:r>
+              </w:p>
+            </w:sdtContent>
+          </w:sdt>
+        </w:tc>
+        <w:tc>
+          <w:sdt>
+            <w:sdtPr>
+              <w:tag w:val="call_sign"/>
+            </w:sdtPr>
+            <w:sdtContent>
+              <w:p>
+                <w:r>
+                  <w:t>{call_sign}</w:t>
+                </w:r>
+              </w:p>
+            </w:sdtContent>
+          </w:sdt>
+        </w:tc>
+        <w:tc>
+          <w:sdt>
+            <w:sdtPr>
+              <w:tag w:val="ship_type"/>
+            </w:sdtPr>
+            <w:sdtContent>
+              <w:p>
+                <w:r>
+                  <w:t>{ship_type}</w:t>
+                </w:r>
+              </w:p>
+            </w:sdtContent>
+          </w:sdt>
         </w:tc>
       </w:tr>
     </w:tbl>
@@ -31845,16 +31456,18 @@
           <w:trHeight w:hRule="exact" w:val="239"/>
         </w:trPr>
         <w:tc>
-          <w:tcPr>
-            <w:tcW w:w="861" w:type="dxa"/>
-            <w:tcBorders>
-              <w:top w:val="nil"/>
-              <w:left w:val="nil"/>
-              <w:bottom w:val="nil"/>
-              <w:right w:val="nil"/>
-            </w:tcBorders>
-          </w:tcPr>
-          <w:p/>
+          <w:sdt>
+            <w:sdtPr>
+              <w:tag w:val="place_of_survey"/>
+            </w:sdtPr>
+            <w:sdtContent>
+              <w:p>
+                <w:r>
+                  <w:t>{place_of_survey}</w:t>
+                </w:r>
+              </w:p>
+            </w:sdtContent>
+          </w:sdt>
         </w:tc>
         <w:tc>
           <w:tcPr>
@@ -31951,16 +31564,18 @@
           </w:p>
         </w:tc>
         <w:tc>
-          <w:tcPr>
-            <w:tcW w:w="1660" w:type="dxa"/>
-            <w:tcBorders>
-              <w:top w:val="nil"/>
-              <w:left w:val="nil"/>
-              <w:bottom w:val="nil"/>
-              <w:right w:val="nil"/>
-            </w:tcBorders>
-          </w:tcPr>
-          <w:p/>
+          <w:sdt>
+            <w:sdtPr>
+              <w:tag w:val="issue_date"/>
+            </w:sdtPr>
+            <w:sdtContent>
+              <w:p>
+                <w:r>
+                  <w:t>{issue_date}</w:t>
+                </w:r>
+              </w:p>
+            </w:sdtContent>
+          </w:sdt>
         </w:tc>
         <w:tc>
           <w:tcPr>

--- a/CHECKLISTS/SEEMP II/CHECKLIST/VR-SEEMP II 12-22.docx
+++ b/CHECKLISTS/SEEMP II/CHECKLIST/VR-SEEMP II 12-22.docx
@@ -31797,58 +31797,27 @@
     </w:p>
     <w:p>
       <w:pPr>
-        <w:spacing w:line="201" w:lineRule="exact"/>
-        <w:ind w:right="946"/>
         <w:jc w:val="right"/>
-        <w:rPr>
-          <w:rFonts w:ascii="Calibri" w:eastAsia="Calibri" w:hAnsi="Calibri" w:cs="Calibri"/>
-          <w:sz w:val="18"/>
-          <w:szCs w:val="18"/>
-        </w:rPr>
+        <w:spacing w:after="200"/>
       </w:pPr>
+      <w:sdt>
+        <w:sdtPr>
+          <w:tag w:val="surveyor_name"/>
+        </w:sdtPr>
+        <w:sdtContent>
+          <w:r>
+            <w:t>{surveyor_name}</w:t>
+          </w:r>
+        </w:sdtContent>
+      </w:sdt>
       <w:r>
         <w:rPr>
-          <w:rFonts w:ascii="Calibri"/>
-          <w:b/>
+          <w:rFonts w:ascii="Arial" w:hAnsi="Arial"/>
+          <w:bold/>
           <w:sz w:val="18"/>
         </w:rPr>
-        <w:t>GR</w:t>
-      </w:r>
-      <w:r>
-        <w:rPr>
-          <w:rFonts w:ascii="Calibri"/>
-          <w:b/>
-          <w:spacing w:val="-7"/>
-          <w:sz w:val="18"/>
-        </w:rPr>
-        <w:t xml:space="preserve"> </w:t>
-      </w:r>
-      <w:r>
-        <w:rPr>
-          <w:rFonts w:ascii="Calibri"/>
-          <w:b/>
-          <w:spacing w:val="-1"/>
-          <w:sz w:val="18"/>
-        </w:rPr>
-        <w:t>CLASS</w:t>
-      </w:r>
-      <w:r>
-        <w:rPr>
-          <w:rFonts w:ascii="Calibri"/>
-          <w:b/>
-          <w:spacing w:val="-6"/>
-          <w:sz w:val="18"/>
-        </w:rPr>
-        <w:t xml:space="preserve"> </w:t>
-      </w:r>
-      <w:r>
-        <w:rPr>
-          <w:rFonts w:ascii="Calibri"/>
-          <w:b/>
-          <w:spacing w:val="-1"/>
-          <w:sz w:val="18"/>
-        </w:rPr>
-        <w:t xml:space="preserve">REPRESENTATIVE </w:t>
+        <w:br/>
+        <w:t>GR CLASS REPRESENTATIVE</w:t>
       </w:r>
     </w:p>
     <w:p>
